--- a/INTEGRATED_HANDOFF_2026-10-21/2_Current_Notes/PLAN.docx
+++ b/INTEGRATED_HANDOFF_2026-10-21/2_Current_Notes/PLAN.docx
@@ -235,37 +235,16 @@
         <w:t xml:space="preserve">bash NUMBERS_TEST_2026-10-21/code/run_full.sh</w:t>
       </w:r>
       <w:r>
-        <w:t xml:space="preserve">, about 4 hours). The 3 finished models were requested from the old session; check</w:t>
-      </w:r>
-      <w:r>
-        <w:t xml:space="preserve"> </w:t>
+        <w:t xml:space="preserve">, about 4 hours). The 3 finished models are saved (</w:t>
       </w:r>
       <w:r>
         <w:rPr>
           <w:rStyle w:val="VerbatimChar"/>
         </w:rPr>
-        <w:t xml:space="preserve">experiments/models/</w:t>
-      </w:r>
-      <w:r>
-        <w:t xml:space="preserve"> </w:t>
-      </w:r>
-      <w:r>
-        <w:t xml:space="preserve">for</w:t>
-      </w:r>
-      <w:r>
-        <w:t xml:space="preserve"> </w:t>
-      </w:r>
-      <w:r>
-        <w:rPr>
-          <w:rStyle w:val="VerbatimChar"/>
-        </w:rPr>
-        <w:t xml:space="preserve">num_*</w:t>
-      </w:r>
-      <w:r>
-        <w:t xml:space="preserve"> </w:t>
-      </w:r>
-      <w:r>
-        <w:t xml:space="preserve">files first.</w:t>
+        <w:t xml:space="preserve">experiments/models/num_*_seed0</w:t>
+      </w:r>
+      <w:r>
+        <w:t xml:space="preserve">), so it resumes from model 4.</w:t>
       </w:r>
       <w:r>
         <w:t xml:space="preserve"> </w:t>
